--- a/documents/Saurabh_Bode_Resume.docx
+++ b/documents/Saurabh_Bode_Resume.docx
@@ -572,6 +572,22 @@
                               </w:rPr>
                               <w:t>|</w:t>
                             </w:r>
+                            <w:r>
+                              <w:rPr>
+                                <w:color w:val="FFFFFF"/>
+                                <w:spacing w:val="-10"/>
+                                <w:sz w:val="17"/>
+                              </w:rPr>
+                              <w:t xml:space="preserve"> </w:t>
+                            </w:r>
+                            <w:r>
+                              <w:rPr>
+                                <w:color w:val="FFFFFF"/>
+                                <w:spacing w:val="-10"/>
+                                <w:sz w:val="17"/>
+                              </w:rPr>
+                              <w:t>https://saurabhbode.github.io/Portfolio</w:t>
+                            </w:r>
                           </w:p>
                         </w:txbxContent>
                       </wps:txbx>
@@ -1119,6 +1135,22 @@
                         </w:rPr>
                         <w:t>|</w:t>
                       </w:r>
+                      <w:r>
+                        <w:rPr>
+                          <w:color w:val="FFFFFF"/>
+                          <w:spacing w:val="-10"/>
+                          <w:sz w:val="17"/>
+                        </w:rPr>
+                        <w:t xml:space="preserve"> </w:t>
+                      </w:r>
+                      <w:r>
+                        <w:rPr>
+                          <w:color w:val="FFFFFF"/>
+                          <w:spacing w:val="-10"/>
+                          <w:sz w:val="17"/>
+                        </w:rPr>
+                        <w:t>https://saurabhbode.github.io/Portfolio</w:t>
+                      </w:r>
                     </w:p>
                   </w:txbxContent>
                 </v:textbox>
@@ -1232,7 +1264,7 @@
           </mc:Choice>
           <mc:Fallback>
             <w:pict>
-              <v:group w14:anchorId="37D23C5A" id="Group 2" o:spid="_x0000_s1026" style="width:3pt;height:12.15pt;mso-position-horizontal-relative:char;mso-position-vertical-relative:line" coordsize="38100,154305" o:gfxdata="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">
+              <v:group w14:anchorId="55BD8AAF" id="Group 2" o:spid="_x0000_s1026" style="width:3pt;height:12.15pt;mso-position-horizontal-relative:char;mso-position-vertical-relative:line" coordsize="38100,154305" o:gfxdata="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">
                 <v:shape id="Graphic 3" o:spid="_x0000_s1027" style="position:absolute;width:38100;height:154305;visibility:visible;mso-wrap-style:square;v-text-anchor:top" coordsize="38100,154305" o:gfxdata="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" path="m38100,l,,,153924r38100,l38100,xe" fillcolor="#2c5293" stroked="f">
                   <v:path arrowok="t"/>
                 </v:shape>
@@ -1861,7 +1893,7 @@
           </mc:Choice>
           <mc:Fallback>
             <w:pict>
-              <v:group w14:anchorId="67EC8925" id="Group 5" o:spid="_x0000_s1026" style="width:3pt;height:12.25pt;mso-position-horizontal-relative:char;mso-position-vertical-relative:line" coordsize="38100,155575" o:gfxdata="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">
+              <v:group w14:anchorId="574E98D7" id="Group 5" o:spid="_x0000_s1026" style="width:3pt;height:12.25pt;mso-position-horizontal-relative:char;mso-position-vertical-relative:line" coordsize="38100,155575" o:gfxdata="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">
                 <v:shape id="Graphic 6" o:spid="_x0000_s1027" style="position:absolute;width:38100;height:155575;visibility:visible;mso-wrap-style:square;v-text-anchor:top" coordsize="38100,155575" o:gfxdata="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" path="m38100,l,,,155448r38100,l38100,xe" fillcolor="#2c5293" stroked="f">
                   <v:path arrowok="t"/>
                 </v:shape>
@@ -4177,7 +4209,7 @@
           </mc:Choice>
           <mc:Fallback>
             <w:pict>
-              <v:group w14:anchorId="64281389" id="Group 8" o:spid="_x0000_s1026" style="width:3pt;height:12.3pt;mso-position-horizontal-relative:char;mso-position-vertical-relative:line" coordsize="38100,156210" o:gfxdata="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">
+              <v:group w14:anchorId="3DB62452" id="Group 8" o:spid="_x0000_s1026" style="width:3pt;height:12.3pt;mso-position-horizontal-relative:char;mso-position-vertical-relative:line" coordsize="38100,156210" o:gfxdata="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">
                 <v:shape id="Graphic 9" o:spid="_x0000_s1027" style="position:absolute;width:38100;height:156210;visibility:visible;mso-wrap-style:square;v-text-anchor:top" coordsize="38100,156210" o:gfxdata="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" path="m38100,l,,,155752r38100,l38100,xe" fillcolor="#2c5293" stroked="f">
                   <v:path arrowok="t"/>
                 </v:shape>
@@ -9464,7 +9496,7 @@
           </mc:Choice>
           <mc:Fallback>
             <w:pict>
-              <v:shape w14:anchorId="60EBF404" id="Graphic 11" o:spid="_x0000_s1026" style="position:absolute;margin-left:15.6pt;margin-top:6.4pt;width:3pt;height:12.15pt;z-index:15732224;visibility:visible;mso-wrap-style:square;mso-wrap-distance-left:0;mso-wrap-distance-top:0;mso-wrap-distance-right:0;mso-wrap-distance-bottom:0;mso-position-horizontal:absolute;mso-position-horizontal-relative:page;mso-position-vertical:absolute;mso-position-vertical-relative:text;v-text-anchor:top" coordsize="38100,154305" o:gfxdata="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" path="m38100,l,,,154228r38100,l38100,xe" fillcolor="#2c5293" stroked="f">
+              <v:shape w14:anchorId="25D79686" id="Graphic 11" o:spid="_x0000_s1026" style="position:absolute;margin-left:15.6pt;margin-top:6.4pt;width:3pt;height:12.15pt;z-index:15732224;visibility:visible;mso-wrap-style:square;mso-wrap-distance-left:0;mso-wrap-distance-top:0;mso-wrap-distance-right:0;mso-wrap-distance-bottom:0;mso-position-horizontal:absolute;mso-position-horizontal-relative:page;mso-position-vertical:absolute;mso-position-vertical-relative:text;v-text-anchor:top" coordsize="38100,154305" o:gfxdata="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" path="m38100,l,,,154228r38100,l38100,xe" fillcolor="#2c5293" stroked="f">
                 <v:path arrowok="t"/>
                 <w10:wrap anchorx="page"/>
               </v:shape>
@@ -13589,12 +13621,14 @@
         </w:rPr>
         <w:t xml:space="preserve"> </w:t>
       </w:r>
+      <w:proofErr w:type="spellStart"/>
       <w:r>
         <w:rPr>
           <w:sz w:val="19"/>
         </w:rPr>
         <w:t>queryoptimization</w:t>
       </w:r>
+      <w:proofErr w:type="spellEnd"/>
       <w:r>
         <w:rPr>
           <w:spacing w:val="-9"/>
@@ -14806,7 +14840,7 @@
           </mc:Choice>
           <mc:Fallback>
             <w:pict>
-              <v:shape w14:anchorId="1BD0AAE3" id="Graphic 12" o:spid="_x0000_s1026" style="position:absolute;margin-left:15.6pt;margin-top:6.05pt;width:3pt;height:12.15pt;z-index:15732736;visibility:visible;mso-wrap-style:square;mso-wrap-distance-left:0;mso-wrap-distance-top:0;mso-wrap-distance-right:0;mso-wrap-distance-bottom:0;mso-position-horizontal:absolute;mso-position-horizontal-relative:page;mso-position-vertical:absolute;mso-position-vertical-relative:text;v-text-anchor:top" coordsize="38100,154305" o:gfxdata="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" path="m38100,l,,,153924r38100,l38100,xe" fillcolor="#2c5293" stroked="f">
+              <v:shape w14:anchorId="1D2C6C27" id="Graphic 12" o:spid="_x0000_s1026" style="position:absolute;margin-left:15.6pt;margin-top:6.05pt;width:3pt;height:12.15pt;z-index:15732736;visibility:visible;mso-wrap-style:square;mso-wrap-distance-left:0;mso-wrap-distance-top:0;mso-wrap-distance-right:0;mso-wrap-distance-bottom:0;mso-position-horizontal:absolute;mso-position-horizontal-relative:page;mso-position-vertical:absolute;mso-position-vertical-relative:text;v-text-anchor:top" coordsize="38100,154305" o:gfxdata="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" path="m38100,l,,,153924r38100,l38100,xe" fillcolor="#2c5293" stroked="f">
                 <v:path arrowok="t"/>
                 <w10:wrap anchorx="page"/>
               </v:shape>
@@ -15177,7 +15211,14 @@
         <w:rPr>
           <w:sz w:val="19"/>
         </w:rPr>
-        <w:t>(Science)</w:t>
+        <w:t>(</w:t>
+      </w:r>
+      <w:proofErr w:type="gramStart"/>
+      <w:r>
+        <w:rPr>
+          <w:sz w:val="19"/>
+        </w:rPr>
+        <w:t>Science)</w:t>
       </w:r>
       <w:r>
         <w:rPr>
@@ -15192,6 +15233,7 @@
         </w:rPr>
         <w:t>—</w:t>
       </w:r>
+      <w:proofErr w:type="gramEnd"/>
       <w:r>
         <w:rPr>
           <w:spacing w:val="-6"/>
@@ -15268,7 +15310,14 @@
         <w:rPr>
           <w:sz w:val="19"/>
         </w:rPr>
-        <w:t>60%</w:t>
+        <w:t>60</w:t>
+      </w:r>
+      <w:proofErr w:type="gramStart"/>
+      <w:r>
+        <w:rPr>
+          <w:sz w:val="19"/>
+        </w:rPr>
+        <w:t>%</w:t>
       </w:r>
       <w:r>
         <w:rPr>
@@ -15283,6 +15332,7 @@
         </w:rPr>
         <w:t>•</w:t>
       </w:r>
+      <w:proofErr w:type="gramEnd"/>
       <w:r>
         <w:rPr>
           <w:spacing w:val="34"/>

--- a/documents/Saurabh_Bode_Resume.docx
+++ b/documents/Saurabh_Bode_Resume.docx
@@ -1264,7 +1264,7 @@
           </mc:Choice>
           <mc:Fallback>
             <w:pict>
-              <v:group w14:anchorId="55BD8AAF" id="Group 2" o:spid="_x0000_s1026" style="width:3pt;height:12.15pt;mso-position-horizontal-relative:char;mso-position-vertical-relative:line" coordsize="38100,154305" o:gfxdata="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">
+              <v:group w14:anchorId="18BD5AAE" id="Group 2" o:spid="_x0000_s1026" style="width:3pt;height:12.15pt;mso-position-horizontal-relative:char;mso-position-vertical-relative:line" coordsize="38100,154305" o:gfxdata="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">
                 <v:shape id="Graphic 3" o:spid="_x0000_s1027" style="position:absolute;width:38100;height:154305;visibility:visible;mso-wrap-style:square;v-text-anchor:top" coordsize="38100,154305" o:gfxdata="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" path="m38100,l,,,153924r38100,l38100,xe" fillcolor="#2c5293" stroked="f">
                   <v:path arrowok="t"/>
                 </v:shape>
@@ -1893,7 +1893,7 @@
           </mc:Choice>
           <mc:Fallback>
             <w:pict>
-              <v:group w14:anchorId="574E98D7" id="Group 5" o:spid="_x0000_s1026" style="width:3pt;height:12.25pt;mso-position-horizontal-relative:char;mso-position-vertical-relative:line" coordsize="38100,155575" o:gfxdata="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">
+              <v:group w14:anchorId="2B3D6FE2" id="Group 5" o:spid="_x0000_s1026" style="width:3pt;height:12.25pt;mso-position-horizontal-relative:char;mso-position-vertical-relative:line" coordsize="38100,155575" o:gfxdata="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">
                 <v:shape id="Graphic 6" o:spid="_x0000_s1027" style="position:absolute;width:38100;height:155575;visibility:visible;mso-wrap-style:square;v-text-anchor:top" coordsize="38100,155575" o:gfxdata="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" path="m38100,l,,,155448r38100,l38100,xe" fillcolor="#2c5293" stroked="f">
                   <v:path arrowok="t"/>
                 </v:shape>
@@ -4209,7 +4209,7 @@
           </mc:Choice>
           <mc:Fallback>
             <w:pict>
-              <v:group w14:anchorId="3DB62452" id="Group 8" o:spid="_x0000_s1026" style="width:3pt;height:12.3pt;mso-position-horizontal-relative:char;mso-position-vertical-relative:line" coordsize="38100,156210" o:gfxdata="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">
+              <v:group w14:anchorId="130FACC8" id="Group 8" o:spid="_x0000_s1026" style="width:3pt;height:12.3pt;mso-position-horizontal-relative:char;mso-position-vertical-relative:line" coordsize="38100,156210" o:gfxdata="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">
                 <v:shape id="Graphic 9" o:spid="_x0000_s1027" style="position:absolute;width:38100;height:156210;visibility:visible;mso-wrap-style:square;v-text-anchor:top" coordsize="38100,156210" o:gfxdata="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" path="m38100,l,,,155752r38100,l38100,xe" fillcolor="#2c5293" stroked="f">
                   <v:path arrowok="t"/>
                 </v:shape>
@@ -9496,7 +9496,7 @@
           </mc:Choice>
           <mc:Fallback>
             <w:pict>
-              <v:shape w14:anchorId="25D79686" id="Graphic 11" o:spid="_x0000_s1026" style="position:absolute;margin-left:15.6pt;margin-top:6.4pt;width:3pt;height:12.15pt;z-index:15732224;visibility:visible;mso-wrap-style:square;mso-wrap-distance-left:0;mso-wrap-distance-top:0;mso-wrap-distance-right:0;mso-wrap-distance-bottom:0;mso-position-horizontal:absolute;mso-position-horizontal-relative:page;mso-position-vertical:absolute;mso-position-vertical-relative:text;v-text-anchor:top" coordsize="38100,154305" o:gfxdata="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" path="m38100,l,,,154228r38100,l38100,xe" fillcolor="#2c5293" stroked="f">
+              <v:shape w14:anchorId="5691BD89" id="Graphic 11" o:spid="_x0000_s1026" style="position:absolute;margin-left:15.6pt;margin-top:6.4pt;width:3pt;height:12.15pt;z-index:15732224;visibility:visible;mso-wrap-style:square;mso-wrap-distance-left:0;mso-wrap-distance-top:0;mso-wrap-distance-right:0;mso-wrap-distance-bottom:0;mso-position-horizontal:absolute;mso-position-horizontal-relative:page;mso-position-vertical:absolute;mso-position-vertical-relative:text;v-text-anchor:top" coordsize="38100,154305" o:gfxdata="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" path="m38100,l,,,154228r38100,l38100,xe" fillcolor="#2c5293" stroked="f">
                 <v:path arrowok="t"/>
                 <w10:wrap anchorx="page"/>
               </v:shape>
@@ -9647,13 +9647,19 @@
         <w:rPr>
           <w:spacing w:val="-2"/>
         </w:rPr>
-        <w:t>(RevGen-</w:t>
+        <w:t>(</w:t>
+      </w:r>
+      <w:r>
+        <w:rPr>
+          <w:spacing w:val="-2"/>
+        </w:rPr>
+        <w:t>Integrated RCM &amp; PMS</w:t>
       </w:r>
       <w:r>
         <w:rPr>
           <w:spacing w:val="-5"/>
         </w:rPr>
-        <w:t>i)</w:t>
+        <w:t>)</w:t>
       </w:r>
     </w:p>
     <w:p>
@@ -12429,13 +12435,19 @@
         <w:rPr>
           <w:spacing w:val="-2"/>
         </w:rPr>
-        <w:t>(SpineGen-</w:t>
+        <w:t>(</w:t>
+      </w:r>
+      <w:r>
+        <w:rPr>
+          <w:spacing w:val="-2"/>
+        </w:rPr>
+        <w:t>Enterprise Operations Suite</w:t>
       </w:r>
       <w:r>
         <w:rPr>
           <w:spacing w:val="-5"/>
         </w:rPr>
-        <w:t>i)</w:t>
+        <w:t>)</w:t>
       </w:r>
     </w:p>
     <w:p>
@@ -13621,14 +13633,24 @@
         </w:rPr>
         <w:t xml:space="preserve"> </w:t>
       </w:r>
-      <w:proofErr w:type="spellStart"/>
-      <w:r>
-        <w:rPr>
-          <w:sz w:val="19"/>
-        </w:rPr>
-        <w:t>queryoptimization</w:t>
-      </w:r>
-      <w:proofErr w:type="spellEnd"/>
+      <w:r>
+        <w:rPr>
+          <w:sz w:val="19"/>
+        </w:rPr>
+        <w:t>query</w:t>
+      </w:r>
+      <w:r>
+        <w:rPr>
+          <w:sz w:val="19"/>
+        </w:rPr>
+        <w:t xml:space="preserve"> </w:t>
+      </w:r>
+      <w:r>
+        <w:rPr>
+          <w:sz w:val="19"/>
+        </w:rPr>
+        <w:t>optimization</w:t>
+      </w:r>
       <w:r>
         <w:rPr>
           <w:spacing w:val="-9"/>
@@ -14840,7 +14862,7 @@
           </mc:Choice>
           <mc:Fallback>
             <w:pict>
-              <v:shape w14:anchorId="1D2C6C27" id="Graphic 12" o:spid="_x0000_s1026" style="position:absolute;margin-left:15.6pt;margin-top:6.05pt;width:3pt;height:12.15pt;z-index:15732736;visibility:visible;mso-wrap-style:square;mso-wrap-distance-left:0;mso-wrap-distance-top:0;mso-wrap-distance-right:0;mso-wrap-distance-bottom:0;mso-position-horizontal:absolute;mso-position-horizontal-relative:page;mso-position-vertical:absolute;mso-position-vertical-relative:text;v-text-anchor:top" coordsize="38100,154305" o:gfxdata="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" path="m38100,l,,,153924r38100,l38100,xe" fillcolor="#2c5293" stroked="f">
+              <v:shape w14:anchorId="3E05E4C6" id="Graphic 12" o:spid="_x0000_s1026" style="position:absolute;margin-left:15.6pt;margin-top:6.05pt;width:3pt;height:12.15pt;z-index:15732736;visibility:visible;mso-wrap-style:square;mso-wrap-distance-left:0;mso-wrap-distance-top:0;mso-wrap-distance-right:0;mso-wrap-distance-bottom:0;mso-position-horizontal:absolute;mso-position-horizontal-relative:page;mso-position-vertical:absolute;mso-position-vertical-relative:text;v-text-anchor:top" coordsize="38100,154305" o:gfxdata="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" path="m38100,l,,,153924r38100,l38100,xe" fillcolor="#2c5293" stroked="f">
                 <v:path arrowok="t"/>
                 <w10:wrap anchorx="page"/>
               </v:shape>
@@ -15211,14 +15233,65 @@
         <w:rPr>
           <w:sz w:val="19"/>
         </w:rPr>
-        <w:t>(</w:t>
-      </w:r>
-      <w:proofErr w:type="gramStart"/>
-      <w:r>
-        <w:rPr>
-          <w:sz w:val="19"/>
-        </w:rPr>
-        <w:t>Science)</w:t>
+        <w:t>(Science)</w:t>
+      </w:r>
+      <w:r>
+        <w:rPr>
+          <w:sz w:val="19"/>
+        </w:rPr>
+        <w:t xml:space="preserve"> </w:t>
+      </w:r>
+      <w:r>
+        <w:rPr>
+          <w:sz w:val="19"/>
+        </w:rPr>
+        <w:t>—</w:t>
+      </w:r>
+      <w:r>
+        <w:rPr>
+          <w:spacing w:val="-11"/>
+          <w:sz w:val="19"/>
+        </w:rPr>
+        <w:t xml:space="preserve"> </w:t>
+      </w:r>
+      <w:r>
+        <w:rPr>
+          <w:spacing w:val="-11"/>
+          <w:sz w:val="19"/>
+        </w:rPr>
+        <w:t xml:space="preserve"> </w:t>
+      </w:r>
+      <w:r>
+        <w:rPr>
+          <w:sz w:val="19"/>
+        </w:rPr>
+        <w:t>Mohota</w:t>
+      </w:r>
+      <w:r>
+        <w:rPr>
+          <w:spacing w:val="-6"/>
+          <w:sz w:val="19"/>
+        </w:rPr>
+        <w:t xml:space="preserve"> </w:t>
+      </w:r>
+      <w:r>
+        <w:rPr>
+          <w:sz w:val="19"/>
+        </w:rPr>
+        <w:t>Science</w:t>
+      </w:r>
+      <w:r>
+        <w:rPr>
+          <w:spacing w:val="-4"/>
+          <w:sz w:val="19"/>
+        </w:rPr>
+        <w:t xml:space="preserve"> </w:t>
+      </w:r>
+      <w:r>
+        <w:rPr>
+          <w:sz w:val="19"/>
+        </w:rPr>
+        <w:t>College,</w:t>
       </w:r>
       <w:r>
         <w:rPr>
@@ -15231,133 +15304,66 @@
         <w:rPr>
           <w:sz w:val="19"/>
         </w:rPr>
+        <w:t>Nagpur</w:t>
+      </w:r>
+      <w:r>
+        <w:rPr>
+          <w:spacing w:val="-4"/>
+          <w:sz w:val="19"/>
+        </w:rPr>
+        <w:t xml:space="preserve"> </w:t>
+      </w:r>
+      <w:r>
+        <w:rPr>
+          <w:sz w:val="19"/>
+        </w:rPr>
+        <w:t>|</w:t>
+      </w:r>
+      <w:r>
+        <w:rPr>
+          <w:spacing w:val="-7"/>
+          <w:sz w:val="19"/>
+        </w:rPr>
+        <w:t xml:space="preserve"> </w:t>
+      </w:r>
+      <w:r>
+        <w:rPr>
+          <w:sz w:val="19"/>
+        </w:rPr>
+        <w:t>60</w:t>
+      </w:r>
+      <w:r>
+        <w:rPr>
+          <w:sz w:val="19"/>
+        </w:rPr>
+        <w:t>%</w:t>
+      </w:r>
+      <w:r>
+        <w:rPr>
+          <w:spacing w:val="34"/>
+          <w:sz w:val="19"/>
+        </w:rPr>
+        <w:t xml:space="preserve"> • SSC</w:t>
+      </w:r>
+      <w:r>
+        <w:rPr>
+          <w:spacing w:val="-2"/>
+          <w:sz w:val="19"/>
+        </w:rPr>
+        <w:t xml:space="preserve"> </w:t>
+      </w:r>
+      <w:r>
+        <w:rPr>
+          <w:sz w:val="19"/>
+        </w:rPr>
         <w:t>—</w:t>
       </w:r>
-      <w:proofErr w:type="gramEnd"/>
-      <w:r>
-        <w:rPr>
-          <w:spacing w:val="-6"/>
-          <w:sz w:val="19"/>
-        </w:rPr>
-        <w:t xml:space="preserve"> </w:t>
-      </w:r>
-      <w:r>
-        <w:rPr>
-          <w:sz w:val="19"/>
-        </w:rPr>
-        <w:t>Mohota</w:t>
-      </w:r>
-      <w:r>
-        <w:rPr>
-          <w:spacing w:val="-6"/>
-          <w:sz w:val="19"/>
-        </w:rPr>
-        <w:t xml:space="preserve"> </w:t>
-      </w:r>
-      <w:r>
-        <w:rPr>
-          <w:sz w:val="19"/>
-        </w:rPr>
-        <w:t>Science</w:t>
-      </w:r>
-      <w:r>
-        <w:rPr>
-          <w:spacing w:val="-4"/>
-          <w:sz w:val="19"/>
-        </w:rPr>
-        <w:t xml:space="preserve"> </w:t>
-      </w:r>
-      <w:r>
-        <w:rPr>
-          <w:sz w:val="19"/>
-        </w:rPr>
-        <w:t>College,</w:t>
-      </w:r>
-      <w:r>
-        <w:rPr>
-          <w:spacing w:val="-5"/>
-          <w:sz w:val="19"/>
-        </w:rPr>
-        <w:t xml:space="preserve"> </w:t>
-      </w:r>
-      <w:r>
-        <w:rPr>
-          <w:sz w:val="19"/>
-        </w:rPr>
-        <w:t>Nagpur</w:t>
-      </w:r>
-      <w:r>
-        <w:rPr>
-          <w:spacing w:val="-4"/>
-          <w:sz w:val="19"/>
-        </w:rPr>
-        <w:t xml:space="preserve"> </w:t>
-      </w:r>
-      <w:r>
-        <w:rPr>
-          <w:sz w:val="19"/>
-        </w:rPr>
-        <w:t>|</w:t>
-      </w:r>
-      <w:r>
-        <w:rPr>
-          <w:spacing w:val="-7"/>
-          <w:sz w:val="19"/>
-        </w:rPr>
-        <w:t xml:space="preserve"> </w:t>
-      </w:r>
-      <w:r>
-        <w:rPr>
-          <w:sz w:val="19"/>
-        </w:rPr>
-        <w:t>60</w:t>
-      </w:r>
-      <w:proofErr w:type="gramStart"/>
-      <w:r>
-        <w:rPr>
-          <w:sz w:val="19"/>
-        </w:rPr>
-        <w:t>%</w:t>
-      </w:r>
-      <w:r>
-        <w:rPr>
-          <w:spacing w:val="34"/>
-          <w:sz w:val="19"/>
-        </w:rPr>
-        <w:t xml:space="preserve">  </w:t>
-      </w:r>
-      <w:r>
-        <w:rPr>
-          <w:sz w:val="19"/>
-        </w:rPr>
-        <w:t>•</w:t>
-      </w:r>
-      <w:proofErr w:type="gramEnd"/>
-      <w:r>
-        <w:rPr>
-          <w:spacing w:val="34"/>
-          <w:sz w:val="19"/>
-        </w:rPr>
-        <w:t xml:space="preserve">  </w:t>
-      </w:r>
-      <w:r>
-        <w:rPr>
-          <w:sz w:val="19"/>
-        </w:rPr>
-        <w:t>SSC</w:t>
-      </w:r>
-      <w:r>
-        <w:rPr>
-          <w:spacing w:val="-2"/>
-          <w:sz w:val="19"/>
-        </w:rPr>
-        <w:t xml:space="preserve"> </w:t>
-      </w:r>
-      <w:r>
-        <w:rPr>
-          <w:sz w:val="19"/>
-        </w:rPr>
-        <w:t>—</w:t>
+      <w:r>
+        <w:rPr>
+          <w:spacing w:val="-11"/>
+          <w:sz w:val="19"/>
+        </w:rPr>
+        <w:t xml:space="preserve"> </w:t>
       </w:r>
       <w:r>
         <w:rPr>
@@ -15988,7 +15994,6 @@
   <w:style w:type="character" w:default="1" w:styleId="DefaultParagraphFont">
     <w:name w:val="Default Paragraph Font"/>
     <w:uiPriority w:val="1"/>
-    <w:semiHidden/>
     <w:unhideWhenUsed/>
   </w:style>
   <w:style w:type="table" w:default="1" w:styleId="TableNormal">

--- a/documents/Saurabh_Bode_Resume.docx
+++ b/documents/Saurabh_Bode_Resume.docx
@@ -1264,7 +1264,7 @@
           </mc:Choice>
           <mc:Fallback>
             <w:pict>
-              <v:group w14:anchorId="18BD5AAE" id="Group 2" o:spid="_x0000_s1026" style="width:3pt;height:12.15pt;mso-position-horizontal-relative:char;mso-position-vertical-relative:line" coordsize="38100,154305" o:gfxdata="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">
+              <v:group w14:anchorId="117C8B8F" id="Group 2" o:spid="_x0000_s1026" style="width:3pt;height:12.15pt;mso-position-horizontal-relative:char;mso-position-vertical-relative:line" coordsize="38100,154305" o:gfxdata="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">
                 <v:shape id="Graphic 3" o:spid="_x0000_s1027" style="position:absolute;width:38100;height:154305;visibility:visible;mso-wrap-style:square;v-text-anchor:top" coordsize="38100,154305" o:gfxdata="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" path="m38100,l,,,153924r38100,l38100,xe" fillcolor="#2c5293" stroked="f">
                   <v:path arrowok="t"/>
                 </v:shape>
@@ -1431,7 +1431,7 @@
         <w:t xml:space="preserve">Results-driven Full Stack Java Developer with </w:t>
       </w:r>
       <w:r>
-        <w:t>4</w:t>
+        <w:t>5</w:t>
       </w:r>
       <w:r>
         <w:t xml:space="preserve">+ years of experience designing, building, and deploying scalable, cloud-native applications using Java, </w:t>
@@ -1893,7 +1893,7 @@
           </mc:Choice>
           <mc:Fallback>
             <w:pict>
-              <v:group w14:anchorId="2B3D6FE2" id="Group 5" o:spid="_x0000_s1026" style="width:3pt;height:12.25pt;mso-position-horizontal-relative:char;mso-position-vertical-relative:line" coordsize="38100,155575" o:gfxdata="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">
+              <v:group w14:anchorId="2A52C545" id="Group 5" o:spid="_x0000_s1026" style="width:3pt;height:12.25pt;mso-position-horizontal-relative:char;mso-position-vertical-relative:line" coordsize="38100,155575" o:gfxdata="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">
                 <v:shape id="Graphic 6" o:spid="_x0000_s1027" style="position:absolute;width:38100;height:155575;visibility:visible;mso-wrap-style:square;v-text-anchor:top" coordsize="38100,155575" o:gfxdata="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" path="m38100,l,,,155448r38100,l38100,xe" fillcolor="#2c5293" stroked="f">
                   <v:path arrowok="t"/>
                 </v:shape>
@@ -4209,7 +4209,7 @@
           </mc:Choice>
           <mc:Fallback>
             <w:pict>
-              <v:group w14:anchorId="130FACC8" id="Group 8" o:spid="_x0000_s1026" style="width:3pt;height:12.3pt;mso-position-horizontal-relative:char;mso-position-vertical-relative:line" coordsize="38100,156210" o:gfxdata="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">
+              <v:group w14:anchorId="6C8F7884" id="Group 8" o:spid="_x0000_s1026" style="width:3pt;height:12.3pt;mso-position-horizontal-relative:char;mso-position-vertical-relative:line" coordsize="38100,156210" o:gfxdata="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">
                 <v:shape id="Graphic 9" o:spid="_x0000_s1027" style="position:absolute;width:38100;height:156210;visibility:visible;mso-wrap-style:square;v-text-anchor:top" coordsize="38100,156210" o:gfxdata="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" path="m38100,l,,,155752r38100,l38100,xe" fillcolor="#2c5293" stroked="f">
                   <v:path arrowok="t"/>
                 </v:shape>
@@ -9496,7 +9496,7 @@
           </mc:Choice>
           <mc:Fallback>
             <w:pict>
-              <v:shape w14:anchorId="5691BD89" id="Graphic 11" o:spid="_x0000_s1026" style="position:absolute;margin-left:15.6pt;margin-top:6.4pt;width:3pt;height:12.15pt;z-index:15732224;visibility:visible;mso-wrap-style:square;mso-wrap-distance-left:0;mso-wrap-distance-top:0;mso-wrap-distance-right:0;mso-wrap-distance-bottom:0;mso-position-horizontal:absolute;mso-position-horizontal-relative:page;mso-position-vertical:absolute;mso-position-vertical-relative:text;v-text-anchor:top" coordsize="38100,154305" o:gfxdata="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" path="m38100,l,,,154228r38100,l38100,xe" fillcolor="#2c5293" stroked="f">
+              <v:shape w14:anchorId="05B6AB40" id="Graphic 11" o:spid="_x0000_s1026" style="position:absolute;margin-left:15.6pt;margin-top:6.4pt;width:3pt;height:12.15pt;z-index:15732224;visibility:visible;mso-wrap-style:square;mso-wrap-distance-left:0;mso-wrap-distance-top:0;mso-wrap-distance-right:0;mso-wrap-distance-bottom:0;mso-position-horizontal:absolute;mso-position-horizontal-relative:page;mso-position-vertical:absolute;mso-position-vertical-relative:text;v-text-anchor:top" coordsize="38100,154305" o:gfxdata="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" path="m38100,l,,,154228r38100,l38100,xe" fillcolor="#2c5293" stroked="f">
                 <v:path arrowok="t"/>
                 <w10:wrap anchorx="page"/>
               </v:shape>
@@ -14862,7 +14862,7 @@
           </mc:Choice>
           <mc:Fallback>
             <w:pict>
-              <v:shape w14:anchorId="3E05E4C6" id="Graphic 12" o:spid="_x0000_s1026" style="position:absolute;margin-left:15.6pt;margin-top:6.05pt;width:3pt;height:12.15pt;z-index:15732736;visibility:visible;mso-wrap-style:square;mso-wrap-distance-left:0;mso-wrap-distance-top:0;mso-wrap-distance-right:0;mso-wrap-distance-bottom:0;mso-position-horizontal:absolute;mso-position-horizontal-relative:page;mso-position-vertical:absolute;mso-position-vertical-relative:text;v-text-anchor:top" coordsize="38100,154305" o:gfxdata="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" path="m38100,l,,,153924r38100,l38100,xe" fillcolor="#2c5293" stroked="f">
+              <v:shape w14:anchorId="2A5CDB99" id="Graphic 12" o:spid="_x0000_s1026" style="position:absolute;margin-left:15.6pt;margin-top:6.05pt;width:3pt;height:12.15pt;z-index:15732736;visibility:visible;mso-wrap-style:square;mso-wrap-distance-left:0;mso-wrap-distance-top:0;mso-wrap-distance-right:0;mso-wrap-distance-bottom:0;mso-position-horizontal:absolute;mso-position-horizontal-relative:page;mso-position-vertical:absolute;mso-position-vertical-relative:text;v-text-anchor:top" coordsize="38100,154305" o:gfxdata="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" path="m38100,l,,,153924r38100,l38100,xe" fillcolor="#2c5293" stroked="f">
                 <v:path arrowok="t"/>
                 <w10:wrap anchorx="page"/>
               </v:shape>
@@ -15252,14 +15252,7 @@
           <w:spacing w:val="-11"/>
           <w:sz w:val="19"/>
         </w:rPr>
-        <w:t xml:space="preserve"> </w:t>
-      </w:r>
-      <w:r>
-        <w:rPr>
-          <w:spacing w:val="-11"/>
-          <w:sz w:val="19"/>
-        </w:rPr>
-        <w:t xml:space="preserve"> </w:t>
+        <w:t xml:space="preserve">  </w:t>
       </w:r>
       <w:r>
         <w:rPr>
@@ -15994,6 +15987,7 @@
   <w:style w:type="character" w:default="1" w:styleId="DefaultParagraphFont">
     <w:name w:val="Default Paragraph Font"/>
     <w:uiPriority w:val="1"/>
+    <w:semiHidden/>
     <w:unhideWhenUsed/>
   </w:style>
   <w:style w:type="table" w:default="1" w:styleId="TableNormal">
